--- a/docs/VAT-Analytics_Solution_Architecture.docx
+++ b/docs/VAT-Analytics_Solution_Architecture.docx
@@ -116,6 +116,14 @@
       </w:pPr>
       <w:r>
         <w:t xml:space="preserve">Den dominerende udfordring er korrekthed og sporbarhed: at de beregninger og aggregater værktøjet udleder er korrekte, og at hvert fund kan spores fra det rapporterede tal tilbage til den konkrete kildetransaktion. Hertil kommer materialitet (at et rødt flag reelt betyder «action krævet», ikke støj) og inputdatakvalitet/-bredde (at kontrollerne fodres med de rette felter frem for at gætte). Designprincippet er konservativt: en kontrol fyrer kun, når data understøtter det, så falske alarmer undgås.</w:t>
+      </w:r>
+    </w:p>
+    <w:p>
+      <w:pPr>
+        <w:spacing w:after="120"/>
+      </w:pPr>
+      <w:r>
+        <w:t xml:space="preserve">For at undgå dobbelttælling rapporteres de økonomiske totaler både som BRUTTO (sum af per-kontrol-estimater, kan overlappe når flere kontroller flager samme transaktion) og DISTINKT (transaktions-dedupliceret, hvor hver transaktion tæller én gang med det største per-kontrol-bidrag). Et automatiseret testet invariant sikrer, at det distinkte tal aldrig overstiger bruttotallet.</w:t>
       </w:r>
     </w:p>
     <w:p>

--- a/docs/VAT-Analytics_Solution_Architecture.docx
+++ b/docs/VAT-Analytics_Solution_Architecture.docx
@@ -70,7 +70,7 @@
           <w:sz w:val="20"/>
           <w:szCs w:val="20"/>
         </w:rPr>
-        <w:t xml:space="preserve">Bal AI · 16. juni 2026 · katalogversion 1.0.0</w:t>
+        <w:t xml:space="preserve">Bal AI · 16. juni 2026 · katalogversion 1.1.0</w:t>
       </w:r>
     </w:p>
     <w:p>
@@ -152,20 +152,20 @@
         <w:spacing w:after="60"/>
       </w:pPr>
       <w:r>
-        <w:t xml:space="preserve">103 momskontroller i 12 kategorier (heraf 98 aktive på et fladt bogføringsudtræk).</w:t>
-      </w:r>
-    </w:p>
-    <w:p>
-      <w:pPr>
-        <w:pStyle w:val="ListParagraph"/>
-        <w:numPr>
-          <w:ilvl w:val="0"/>
-          <w:numId w:val="2"/>
-        </w:numPr>
-        <w:spacing w:after="60"/>
-      </w:pPr>
-      <w:r>
-        <w:t xml:space="preserve">Import af momsudtræk fra Excel/CSV med fleksibel, alias-baseret kolonnegenkendelse (dansk + engelsk + ERP-navne).</w:t>
+        <w:t xml:space="preserve">103 momskontroller i 12 kategorier (heraf 98 aktive på et fladt bogføringsudtræk), delt i momsrelevans-moduler (momskerne default TIL; udvidede moduler default FRA).</w:t>
+      </w:r>
+    </w:p>
+    <w:p>
+      <w:pPr>
+        <w:pStyle w:val="ListParagraph"/>
+        <w:numPr>
+          <w:ilvl w:val="0"/>
+          <w:numId w:val="2"/>
+        </w:numPr>
+        <w:spacing w:after="60"/>
+      </w:pPr>
+      <w:r>
+        <w:t xml:space="preserve">Import af momsudtræk fra Excel/CSV med fleksibel, alias-baseret kolonnegenkendelse (dansk + engelsk + ERP-navne) ELLER fra dansk SAF-T Financial (v1.0/2.0/2.1).</w:t>
       </w:r>
     </w:p>
     <w:p>
@@ -391,7 +391,7 @@
                 <w:b w:val="false"/>
                 <w:bCs w:val="false"/>
               </w:rPr>
-              <w:t xml:space="preserve">Python 3.12 + FastAPI/uvicorn (ruter, jobstyring, auth, sikkerhedsheaders)</w:t>
+              <w:t xml:space="preserve">Python 3.13 + FastAPI/uvicorn (ruter, jobstyring, auth-wiring, sikkerhedsheaders)</w:t>
             </w:r>
           </w:p>
         </w:tc>
@@ -445,7 +445,7 @@
                 <w:b w:val="false"/>
                 <w:bCs w:val="false"/>
               </w:rPr>
-              <w:t xml:space="preserve">backend/analytics/: engine + 12 kategorimoduler + delte momsregler (ren Python)</w:t>
+              <w:t xml:space="preserve">backend/analytics/: engine + 12 kategorimoduler + delte momsregler + analyse-moduler (ren Python)</w:t>
             </w:r>
           </w:p>
         </w:tc>
@@ -499,7 +499,7 @@
                 <w:b w:val="false"/>
                 <w:bCs w:val="false"/>
               </w:rPr>
-              <w:t xml:space="preserve">backend/parsers/: excel_parser (kolonne-aliaser) + data_adapter (SAF-T-lignende struktur)</w:t>
+              <w:t xml:space="preserve">backend/parsers/: excel_parser + data_adapter (fladt Excel/CSV) og saft_parser + upload_router (SAF-T)</w:t>
             </w:r>
           </w:p>
         </w:tc>
@@ -553,7 +553,7 @@
                 <w:b w:val="false"/>
                 <w:bCs w:val="false"/>
               </w:rPr>
-              <w:t xml:space="preserve">Session-auth (Starlette SessionMiddleware) + revisionslog (SQLite), porteret fra SAF-T/VIES</w:t>
+              <w:t xml:space="preserve">Central BALAI-brugerstyring (central_auth.py; delt login på .balai.dk, fælles Postgres) + lokal revisionslog (SQLite)</w:t>
             </w:r>
           </w:p>
         </w:tc>
@@ -685,7 +685,7 @@
         <w:spacing w:after="60"/>
       </w:pPr>
       <w:r>
-        <w:t xml:space="preserve">backend/analytics/engine.py — orkestrerer alle kontroller og bygger den klassificerede rapport (scores, impact, severity).</w:t>
+        <w:t xml:space="preserve">backend/analytics/engine.py — orkestrerer alle kontroller, filtrerer til aktive analyse-moduler og bygger den klassificerede rapport (scores, impact, severity).</w:t>
       </w:r>
     </w:p>
     <w:p>
@@ -711,33 +711,59 @@
         <w:spacing w:after="60"/>
       </w:pPr>
       <w:r>
-        <w:t xml:space="preserve">backend/analytics/vat_rules.py — delte danske momsregler/helpers (satser, EU-lande, momsnr-format, CVR mod-11, statistik).</w:t>
-      </w:r>
-    </w:p>
-    <w:p>
-      <w:pPr>
-        <w:pStyle w:val="ListParagraph"/>
-        <w:numPr>
-          <w:ilvl w:val="0"/>
-          <w:numId w:val="2"/>
-        </w:numPr>
-        <w:spacing w:after="60"/>
-      </w:pPr>
-      <w:r>
-        <w:t xml:space="preserve">backend/parsers/ — excel_parser.py (import + alias-genkendelse) og data_adapter.py (struktur + tax_base).</w:t>
-      </w:r>
-    </w:p>
-    <w:p>
-      <w:pPr>
-        <w:pStyle w:val="ListParagraph"/>
-        <w:numPr>
-          <w:ilvl w:val="0"/>
-          <w:numId w:val="2"/>
-        </w:numPr>
-        <w:spacing w:after="60"/>
-      </w:pPr>
-      <w:r>
-        <w:t xml:space="preserve">backend/catalog/ — versioneret rules.json + rule_notes.json (kilde/test/beslutninger).</w:t>
+        <w:t xml:space="preserve">backend/analytics/modules.py — analyse-modul-registeret (kontrol → modul; momskerne default TIL, øvrige FRA; styres af ANALYTICS_MODULES).</w:t>
+      </w:r>
+    </w:p>
+    <w:p>
+      <w:pPr>
+        <w:pStyle w:val="ListParagraph"/>
+        <w:numPr>
+          <w:ilvl w:val="0"/>
+          <w:numId w:val="2"/>
+        </w:numPr>
+        <w:spacing w:after="60"/>
+      </w:pPr>
+      <w:r>
+        <w:t xml:space="preserve">backend/analytics/vat_rules.py — delte danske momsregler/helpers (satser, EU-lande, momsnr-format, CVR mod-11, statistik) + momsrelevans-scope (is_non_vat_account).</w:t>
+      </w:r>
+    </w:p>
+    <w:p>
+      <w:pPr>
+        <w:pStyle w:val="ListParagraph"/>
+        <w:numPr>
+          <w:ilvl w:val="0"/>
+          <w:numId w:val="2"/>
+        </w:numPr>
+        <w:spacing w:after="60"/>
+      </w:pPr>
+      <w:r>
+        <w:t xml:space="preserve">backend/analytics/standard_accounts.py — StandardAccountID → nature (balance ≥ 5000 / resultat 1000–4999) fra standardkontoplanen; robust scope-signal.</w:t>
+      </w:r>
+    </w:p>
+    <w:p>
+      <w:pPr>
+        <w:pStyle w:val="ListParagraph"/>
+        <w:numPr>
+          <w:ilvl w:val="0"/>
+          <w:numId w:val="2"/>
+        </w:numPr>
+        <w:spacing w:after="60"/>
+      </w:pPr>
+      <w:r>
+        <w:t xml:space="preserve">backend/parsers/ — excel_parser.py + data_adapter.py (fladt udtræk) og saft_parser.py + upload_router.py (SAF-T, best-effort, XML-hærdet).</w:t>
+      </w:r>
+    </w:p>
+    <w:p>
+      <w:pPr>
+        <w:pStyle w:val="ListParagraph"/>
+        <w:numPr>
+          <w:ilvl w:val="0"/>
+          <w:numId w:val="2"/>
+        </w:numPr>
+        <w:spacing w:after="60"/>
+      </w:pPr>
+      <w:r>
+        <w:t xml:space="preserve">backend/catalog/ — versioneret rules.json (+ analyse_modul/default_aktiv) + rule_notes.json (kilde/test/beslutninger).</w:t>
       </w:r>
     </w:p>
     <w:p>
@@ -784,7 +810,7 @@
         <w:spacing w:after="60"/>
       </w:pPr>
       <w:r>
-        <w:t xml:space="preserve">Brugeren logger ind og uploader et momsudtræk (Excel/CSV). Små filer analyseres synkront; store filer (≥50 MB, op til 2 GB) kører som et asynkront baggrundsjob med statuspolling.</w:t>
+        <w:t xml:space="preserve">Brugeren logger ind og uploader et momsudtræk (Excel/CSV) eller en SAF-T-fil (.xml). Små filer analyseres synkront; store filer (≥50 MB, op til 2 GB) kører som et asynkront baggrundsjob med statuspolling.</w:t>
       </w:r>
     </w:p>
     <w:p>
@@ -797,7 +823,7 @@
         <w:spacing w:after="60"/>
       </w:pPr>
       <w:r>
-        <w:t xml:space="preserve">Importlaget genkender kolonnerne (alias-baseret) og tilpasser rækkerne til transaktions-/linjestruktur.</w:t>
+        <w:t xml:space="preserve">Upload-routeren vælger parser på filendelse/indholds-sniff: Excel/CSV genkendes alias-baseret og tilpasses; SAF-T mappes best-effort (namespace-agnostisk, XML-hærdet) — begge til samme kanoniske transaktions-/linjestruktur.</w:t>
       </w:r>
     </w:p>
     <w:p>
@@ -847,7 +873,7 @@
         <w:spacing w:after="120"/>
       </w:pPr>
       <w:r>
-        <w:t xml:space="preserve">Kontrollerne er katalogiseret i et versioneret regelkatalog (catalog/rules.json, katalogversion 1.0.0), der auto-genereres direkte fra de 103 kontrolfunktioner i koden — så kataloget aldrig kan drifte fra implementeringen. Hver post bærer: id, kategori, impact-type, sværhedsgrad, status (aktiv/inaktiv), modul, funktion samt felterne kilde (retsområde/paragraf) og test (dækkende valideringstest). For inaktive kontroller registreres desuden afhængighed og en eksplicit scope-beslutning.</w:t>
+        <w:t xml:space="preserve">Kontrollerne er katalogiseret i et versioneret regelkatalog (catalog/rules.json, katalogversion 1.1.0), der auto-genereres direkte fra de 103 kontrolfunktioner i koden — så kataloget aldrig kan drifte fra implementeringen. Hver post bærer: id, kategori, impact-type, sværhedsgrad, status (aktiv/inaktiv), kilde-modul, funktion, det analyse_modul kontrollen hører til (+ default_aktiv) samt felterne kilde (retsområde/paragraf) og test (dækkende valideringstest). For inaktive kontroller registreres desuden afhængighed og en eksplicit scope-beslutning.</w:t>
       </w:r>
     </w:p>
     <w:p>
@@ -855,6 +881,22 @@
         <w:spacing w:after="120"/>
       </w:pPr>
       <w:r>
+        <w:t xml:space="preserve">Momsrelevans-slankning: kontrollerne er grupperet i analyse-moduler. Momskernen (kontroller med direkte momsfaglig konsekvens) er default TIL; udvidede moduler (forensic/statistik, e-handel/særordninger, datakvalitet, dublet-recovery) er default FRA og kan tændes pr. kørsel eller via miljøvariablen ANALYTICS_MODULES. Intet er slettet — en deaktiveret kontrol kører bare ikke. Denne afgrænsning (momsfagligt vs. andet mandat) er en bevidst faglig beslutning og er sporbar i kataloget.</w:t>
+      </w:r>
+    </w:p>
+    <w:p>
+      <w:pPr>
+        <w:spacing w:after="120"/>
+      </w:pPr>
+      <w:r>
+        <w:t xml:space="preserve">Momsrelevans-scope: en momskontrol undertrykker kun et fund, når linjen positivt er en balancekonto — enten via SAF-T AccountType (asset/liability/equity) eller via StandardAccountID ≥ 5000 (standardkontoplanens balance-sektion). Er begge ukendte (fx et fladt Excel-udtræk uden kontoplan), undertrykkes intet, så adfærden er uændret. Det holder balanceposter (betalinger, mellemregninger, momskonti) ude af de momsfaglige fund uden at skjule reelle omsætnings-/omkostningslinjer.</w:t>
+      </w:r>
+    </w:p>
+    <w:p>
+      <w:pPr>
+        <w:spacing w:after="120"/>
+      </w:pPr>
+      <w:r>
         <w:t xml:space="preserve">Sporbarhedsmatricen (Excel) og dækningsrapporten genereres fra kataloget, så kontrol → kilde → modul → test holder sig synkront. Resultatmodellen skelner mellem et fagligt fund og en teknisk fejl: kontrollerne «springer pænt over», når data mangler, frem for at producere falske positiver.</w:t>
       </w:r>
     </w:p>
@@ -960,6 +1002,14 @@
     </w:p>
     <w:p>
       <w:pPr>
+        <w:spacing w:after="120"/>
+      </w:pPr>
+      <w:r>
+        <w:t xml:space="preserve">Ved SAF-T-input leveres en rigere struktur direkte fra kilden: kontoplan (AccountType + StandardAccountID), momstabel, kunde-/leverandørstamdata (CVR/land) og fradragsbegrænsning (NonDeductibleAmount). Parseren bærer bl.a. standard_account_id med på linjen, hvilket driver det robuste momsrelevans-scope. Parsningen er best-effort: den kører også på en ugyldig eller fejlmærket SAF-T (fx en fil der deklarerer v1.0, men indeholder et fuldt datasæt).</w:t>
+      </w:r>
+    </w:p>
+    <w:p>
+      <w:pPr>
         <w:pStyle w:val="Heading1"/>
       </w:pPr>
       <w:r>
@@ -971,7 +1021,7 @@
         <w:spacing w:after="120"/>
       </w:pPr>
       <w:r>
-        <w:t xml:space="preserve">Adgang kræver login (session-auth, pbkdf2, /setup ved første kørsel, invitationer, roller, rate-limit, CSRF). Alle svar bærer en stram CSP uden CDN'er samt HSTS og øvrige sikkerhedsheaders. Inputfilen slettes straks efter kørslen, resultater persisteres ikke, og en append-only revisionslog registrerer kun metadata. Detaljer i det separate dokument Sikkerhed og databehandling.</w:t>
+        <w:t xml:space="preserve">Adgang kræver login via den centrale BALAI-brugerstyring (login/setup/invitationer/admin på auth.balai.dk). Appen læser den delte, signerede session-cookie (delt på .balai.dk med samme SECRET_KEY), validerer den mod den fælles Postgres og håndhæver adgang til værktøjets slug «vat»; uautoriserede API-kald får 401, web-ruter omdirigeres til central login. Tilstandsændrende handlinger er CSRF-beskyttede. Alle svar bærer en stram CSP uden CDN'er samt HSTS og øvrige sikkerhedsheaders. Inputfilen slettes straks efter kørslen, resultater persisteres ikke, og en append-only revisionslog registrerer kun metadata. Detaljer i det separate dokument Sikkerhed og databehandling.</w:t>
       </w:r>
     </w:p>
     <w:p>
@@ -1047,7 +1097,7 @@
         <w:spacing w:after="60"/>
       </w:pPr>
       <w:r>
-        <w:t xml:space="preserve">Materialitetstærskler er p.t. faste i koden; engagement-styret materialitet er en mulig udvidelse.</w:t>
+        <w:t xml:space="preserve">Materialitetstærskler og severity-vægte er samlet i analytics/materiality.py og kan engagement-kalibreres via MATERIALITY_*-miljøvariabler (defaults = hidtidig adfærd).</w:t>
       </w:r>
     </w:p>
     <w:p>
@@ -1270,7 +1320,7 @@
                 <w:b w:val="false"/>
                 <w:bCs w:val="false"/>
               </w:rPr>
-              <w:t xml:space="preserve">Tyndt FastAPI web-lag: ruter, upload/jobstyring, auth-wiring, sikkerhedsheaders.</w:t>
+              <w:t xml:space="preserve">Tyndt FastAPI web-lag: ruter, upload/jobstyring, auth-wiring (central_auth), sikkerhedsheaders.</w:t>
             </w:r>
           </w:p>
         </w:tc>
@@ -1298,7 +1348,7 @@
                 <w:b w:val="false"/>
                 <w:bCs w:val="false"/>
               </w:rPr>
-              <w:t xml:space="preserve">auth.py</w:t>
+              <w:t xml:space="preserve">central_auth.py</w:t>
             </w:r>
           </w:p>
         </w:tc>
@@ -1324,7 +1374,7 @@
                 <w:b w:val="false"/>
                 <w:bCs w:val="false"/>
               </w:rPr>
-              <w:t xml:space="preserve">Session-auth: /setup, login, invitationer, roller, rate-limit, CSRF (porteret til FastAPI).</w:t>
+              <w:t xml:space="preserve">Central BALAI-brugerstyring: validerer delt session-cookie mod fælles Postgres, håndhæver adgang til slug «vat» (require_tool).</w:t>
             </w:r>
           </w:p>
         </w:tc>
@@ -1352,7 +1402,7 @@
                 <w:b w:val="false"/>
                 <w:bCs w:val="false"/>
               </w:rPr>
-              <w:t xml:space="preserve">audit_log.py</w:t>
+              <w:t xml:space="preserve">auth.py</w:t>
             </w:r>
           </w:p>
         </w:tc>
@@ -1378,7 +1428,7 @@
                 <w:b w:val="false"/>
                 <w:bCs w:val="false"/>
               </w:rPr>
-              <w:t xml:space="preserve">Append-only revisionslog (kun metadata).</w:t>
+              <w:t xml:space="preserve">Lokal rest: CSRF-verifikation, templates og revisionslog-opsætning.</w:t>
             </w:r>
           </w:p>
         </w:tc>
@@ -1406,7 +1456,7 @@
                 <w:b w:val="false"/>
                 <w:bCs w:val="false"/>
               </w:rPr>
-              <w:t xml:space="preserve">analytics/engine.py</w:t>
+              <w:t xml:space="preserve">audit_log.py</w:t>
             </w:r>
           </w:p>
         </w:tc>
@@ -1432,7 +1482,7 @@
                 <w:b w:val="false"/>
                 <w:bCs w:val="false"/>
               </w:rPr>
-              <w:t xml:space="preserve">Orkestrering + rapportbygning (scores, impact, severity).</w:t>
+              <w:t xml:space="preserve">Append-only revisionslog (kun metadata).</w:t>
             </w:r>
           </w:p>
         </w:tc>
@@ -1460,7 +1510,7 @@
                 <w:b w:val="false"/>
                 <w:bCs w:val="false"/>
               </w:rPr>
-              <w:t xml:space="preserve">analytics/categories/*</w:t>
+              <w:t xml:space="preserve">analytics/engine.py</w:t>
             </w:r>
           </w:p>
         </w:tc>
@@ -1486,7 +1536,7 @@
                 <w:b w:val="false"/>
                 <w:bCs w:val="false"/>
               </w:rPr>
-              <w:t xml:space="preserve">De 12 kategorimoduler med kontrollerne.</w:t>
+              <w:t xml:space="preserve">Orkestrering + modul-filtrering + rapportbygning (scores, impact, severity).</w:t>
             </w:r>
           </w:p>
         </w:tc>
@@ -1514,7 +1564,7 @@
                 <w:b w:val="false"/>
                 <w:bCs w:val="false"/>
               </w:rPr>
-              <w:t xml:space="preserve">analytics/vat_rules.py</w:t>
+              <w:t xml:space="preserve">analytics/categories/*</w:t>
             </w:r>
           </w:p>
         </w:tc>
@@ -1540,7 +1590,7 @@
                 <w:b w:val="false"/>
                 <w:bCs w:val="false"/>
               </w:rPr>
-              <w:t xml:space="preserve">Delte danske momsregler/helpers.</w:t>
+              <w:t xml:space="preserve">De 12 kategorimoduler med kontrollerne.</w:t>
             </w:r>
           </w:p>
         </w:tc>
@@ -1568,6 +1618,168 @@
                 <w:b w:val="false"/>
                 <w:bCs w:val="false"/>
               </w:rPr>
+              <w:t xml:space="preserve">analytics/modules.py</w:t>
+            </w:r>
+          </w:p>
+        </w:tc>
+        <w:tc>
+          <w:tcPr>
+            <w:tcW w:type="dxa" w:w="6360"/>
+            <w:tcBorders>
+              <w:top w:val="single" w:color="CCCCCC" w:sz="1"/>
+              <w:left w:val="single" w:color="CCCCCC" w:sz="1"/>
+              <w:bottom w:val="single" w:color="CCCCCC" w:sz="1"/>
+              <w:right w:val="single" w:color="CCCCCC" w:sz="1"/>
+            </w:tcBorders>
+            <w:tcMar>
+              <w:top w:type="dxa" w:w="80"/>
+              <w:left w:type="dxa" w:w="120"/>
+              <w:bottom w:type="dxa" w:w="80"/>
+              <w:right w:type="dxa" w:w="120"/>
+            </w:tcMar>
+          </w:tcPr>
+          <w:p>
+            <w:r>
+              <w:rPr>
+                <w:b w:val="false"/>
+                <w:bCs w:val="false"/>
+              </w:rPr>
+              <w:t xml:space="preserve">Analyse-modul-register (momskerne default TIL; øvrige FRA).</w:t>
+            </w:r>
+          </w:p>
+        </w:tc>
+      </w:tr>
+      <w:tr>
+        <w:tc>
+          <w:tcPr>
+            <w:tcW w:type="dxa" w:w="3000"/>
+            <w:tcBorders>
+              <w:top w:val="single" w:color="CCCCCC" w:sz="1"/>
+              <w:left w:val="single" w:color="CCCCCC" w:sz="1"/>
+              <w:bottom w:val="single" w:color="CCCCCC" w:sz="1"/>
+              <w:right w:val="single" w:color="CCCCCC" w:sz="1"/>
+            </w:tcBorders>
+            <w:tcMar>
+              <w:top w:type="dxa" w:w="80"/>
+              <w:left w:type="dxa" w:w="120"/>
+              <w:bottom w:type="dxa" w:w="80"/>
+              <w:right w:type="dxa" w:w="120"/>
+            </w:tcMar>
+          </w:tcPr>
+          <w:p>
+            <w:r>
+              <w:rPr>
+                <w:b w:val="false"/>
+                <w:bCs w:val="false"/>
+              </w:rPr>
+              <w:t xml:space="preserve">analytics/vat_rules.py</w:t>
+            </w:r>
+          </w:p>
+        </w:tc>
+        <w:tc>
+          <w:tcPr>
+            <w:tcW w:type="dxa" w:w="6360"/>
+            <w:tcBorders>
+              <w:top w:val="single" w:color="CCCCCC" w:sz="1"/>
+              <w:left w:val="single" w:color="CCCCCC" w:sz="1"/>
+              <w:bottom w:val="single" w:color="CCCCCC" w:sz="1"/>
+              <w:right w:val="single" w:color="CCCCCC" w:sz="1"/>
+            </w:tcBorders>
+            <w:tcMar>
+              <w:top w:type="dxa" w:w="80"/>
+              <w:left w:type="dxa" w:w="120"/>
+              <w:bottom w:type="dxa" w:w="80"/>
+              <w:right w:type="dxa" w:w="120"/>
+            </w:tcMar>
+          </w:tcPr>
+          <w:p>
+            <w:r>
+              <w:rPr>
+                <w:b w:val="false"/>
+                <w:bCs w:val="false"/>
+              </w:rPr>
+              <w:t xml:space="preserve">Delte danske momsregler/helpers + momsrelevans-scope.</w:t>
+            </w:r>
+          </w:p>
+        </w:tc>
+      </w:tr>
+      <w:tr>
+        <w:tc>
+          <w:tcPr>
+            <w:tcW w:type="dxa" w:w="3000"/>
+            <w:tcBorders>
+              <w:top w:val="single" w:color="CCCCCC" w:sz="1"/>
+              <w:left w:val="single" w:color="CCCCCC" w:sz="1"/>
+              <w:bottom w:val="single" w:color="CCCCCC" w:sz="1"/>
+              <w:right w:val="single" w:color="CCCCCC" w:sz="1"/>
+            </w:tcBorders>
+            <w:tcMar>
+              <w:top w:type="dxa" w:w="80"/>
+              <w:left w:type="dxa" w:w="120"/>
+              <w:bottom w:type="dxa" w:w="80"/>
+              <w:right w:type="dxa" w:w="120"/>
+            </w:tcMar>
+          </w:tcPr>
+          <w:p>
+            <w:r>
+              <w:rPr>
+                <w:b w:val="false"/>
+                <w:bCs w:val="false"/>
+              </w:rPr>
+              <w:t xml:space="preserve">analytics/standard_accounts.py</w:t>
+            </w:r>
+          </w:p>
+        </w:tc>
+        <w:tc>
+          <w:tcPr>
+            <w:tcW w:type="dxa" w:w="6360"/>
+            <w:tcBorders>
+              <w:top w:val="single" w:color="CCCCCC" w:sz="1"/>
+              <w:left w:val="single" w:color="CCCCCC" w:sz="1"/>
+              <w:bottom w:val="single" w:color="CCCCCC" w:sz="1"/>
+              <w:right w:val="single" w:color="CCCCCC" w:sz="1"/>
+            </w:tcBorders>
+            <w:tcMar>
+              <w:top w:type="dxa" w:w="80"/>
+              <w:left w:type="dxa" w:w="120"/>
+              <w:bottom w:type="dxa" w:w="80"/>
+              <w:right w:type="dxa" w:w="120"/>
+            </w:tcMar>
+          </w:tcPr>
+          <w:p>
+            <w:r>
+              <w:rPr>
+                <w:b w:val="false"/>
+                <w:bCs w:val="false"/>
+              </w:rPr>
+              <w:t xml:space="preserve">StandardAccountID → balance/resultat (standardkontoplan).</w:t>
+            </w:r>
+          </w:p>
+        </w:tc>
+      </w:tr>
+      <w:tr>
+        <w:tc>
+          <w:tcPr>
+            <w:tcW w:type="dxa" w:w="3000"/>
+            <w:tcBorders>
+              <w:top w:val="single" w:color="CCCCCC" w:sz="1"/>
+              <w:left w:val="single" w:color="CCCCCC" w:sz="1"/>
+              <w:bottom w:val="single" w:color="CCCCCC" w:sz="1"/>
+              <w:right w:val="single" w:color="CCCCCC" w:sz="1"/>
+            </w:tcBorders>
+            <w:tcMar>
+              <w:top w:type="dxa" w:w="80"/>
+              <w:left w:type="dxa" w:w="120"/>
+              <w:bottom w:type="dxa" w:w="80"/>
+              <w:right w:type="dxa" w:w="120"/>
+            </w:tcMar>
+          </w:tcPr>
+          <w:p>
+            <w:r>
+              <w:rPr>
+                <w:b w:val="false"/>
+                <w:bCs w:val="false"/>
+              </w:rPr>
               <w:t xml:space="preserve">parsers/*</w:t>
             </w:r>
           </w:p>
@@ -1594,7 +1806,7 @@
                 <w:b w:val="false"/>
                 <w:bCs w:val="false"/>
               </w:rPr>
-              <w:t xml:space="preserve">Import (alias-genkendelse) + adapter til motorens struktur.</w:t>
+              <w:t xml:space="preserve">Excel/CSV (excel_parser + data_adapter) og SAF-T (saft_parser + upload_router).</w:t>
             </w:r>
           </w:p>
         </w:tc>
